--- a/submissao_sinape/Comunicações Orais e Pôsteres/Template_Word_V3.docx
+++ b/submissao_sinape/Comunicações Orais e Pôsteres/Template_Word_V3.docx
@@ -53,6 +53,8 @@
         <w:pStyle w:val="Ttulo"/>
         <w:rPr>
           <w:rFonts w:ascii="Times New Roman" w:hAnsi="Times New Roman" w:cs="Times New Roman"/>
+          <w:sz w:val="26"/>
+          <w:szCs w:val="26"/>
         </w:rPr>
       </w:pPr>
       <w:r>
@@ -384,60 +386,88 @@
         </mc:AlternateContent>
       </w:r>
       <w:r>
+        <w:t xml:space="preserve"> </w:t>
+      </w:r>
+      <w:r>
         <w:rPr>
           <w:rFonts w:ascii="Times New Roman" w:hAnsi="Times New Roman" w:cs="Times New Roman"/>
           <w:noProof/>
-        </w:rPr>
-        <w:t xml:space="preserve">A </w:t>
+          <w:sz w:val="26"/>
+          <w:szCs w:val="26"/>
+        </w:rPr>
+        <w:t xml:space="preserve">A Framework for Aspatial and Spatial </w:t>
       </w:r>
       <w:r>
         <w:rPr>
           <w:rFonts w:ascii="Times New Roman" w:hAnsi="Times New Roman" w:cs="Times New Roman"/>
           <w:noProof/>
-        </w:rPr>
-        <w:t>framework for</w:t>
+          <w:sz w:val="26"/>
+          <w:szCs w:val="26"/>
+        </w:rPr>
+        <w:t xml:space="preserve">Residential </w:t>
       </w:r>
       <w:r>
         <w:rPr>
           <w:rFonts w:ascii="Times New Roman" w:hAnsi="Times New Roman" w:cs="Times New Roman"/>
           <w:noProof/>
-        </w:rPr>
-        <w:t xml:space="preserve"> a</w:t>
+          <w:sz w:val="26"/>
+          <w:szCs w:val="26"/>
+        </w:rPr>
+        <w:t>Segregation M</w:t>
       </w:r>
       <w:r>
         <w:rPr>
           <w:rFonts w:ascii="Times New Roman" w:hAnsi="Times New Roman" w:cs="Times New Roman"/>
           <w:noProof/>
-        </w:rPr>
-        <w:t>spatial and spatial segregation measures:</w:t>
+          <w:sz w:val="26"/>
+          <w:szCs w:val="26"/>
+        </w:rPr>
+        <w:t>easures</w:t>
       </w:r>
       <w:r>
         <w:rPr>
           <w:rFonts w:ascii="Times New Roman" w:hAnsi="Times New Roman" w:cs="Times New Roman"/>
           <w:noProof/>
-        </w:rPr>
-        <w:t xml:space="preserve"> </w:t>
-      </w:r>
-      <w:r>
-        <w:rPr>
-          <w:rFonts w:ascii="Times New Roman" w:hAnsi="Times New Roman" w:cs="Times New Roman"/>
+          <w:sz w:val="26"/>
+          <w:szCs w:val="26"/>
+        </w:rPr>
+        <w:t xml:space="preserve">: The PySAL </w:t>
+      </w:r>
+      <w:r>
+        <w:rPr>
+          <w:rFonts w:ascii="Courier New" w:hAnsi="Courier New" w:cs="Courier New"/>
           <w:noProof/>
-        </w:rPr>
-        <w:t xml:space="preserve">the </w:t>
+          <w:sz w:val="26"/>
+          <w:szCs w:val="26"/>
+        </w:rPr>
+        <w:t>segregation</w:t>
       </w:r>
       <w:r>
         <w:rPr>
           <w:rFonts w:ascii="Times New Roman" w:hAnsi="Times New Roman" w:cs="Times New Roman"/>
           <w:noProof/>
-        </w:rPr>
-        <w:t>PySAL segregation module</w:t>
+          <w:sz w:val="26"/>
+          <w:szCs w:val="26"/>
+        </w:rPr>
+        <w:t xml:space="preserve"> Module </w:t>
       </w:r>
       <w:r>
         <w:rPr>
           <w:rFonts w:ascii="Times New Roman" w:hAnsi="Times New Roman" w:cs="Times New Roman"/>
           <w:noProof/>
-        </w:rPr>
-        <w:t xml:space="preserve"> in Brazilian context</w:t>
+          <w:sz w:val="26"/>
+          <w:szCs w:val="26"/>
+        </w:rPr>
+        <w:t>with Evidence from</w:t>
+      </w:r>
+      <w:r>
+        <w:rPr>
+          <w:rFonts w:ascii="Times New Roman" w:hAnsi="Times New Roman" w:cs="Times New Roman"/>
+          <w:noProof/>
+          <w:sz w:val="26"/>
+          <w:szCs w:val="26"/>
+        </w:rPr>
+        <w:t xml:space="preserve"> Brazil</w:t>
       </w:r>
     </w:p>
     <w:p>
@@ -607,7 +637,14 @@
           <w:rFonts w:ascii="Times New Roman" w:hAnsi="Times New Roman" w:cs="Times New Roman"/>
           <w:spacing w:val="-4"/>
         </w:rPr>
-        <w:t>, the module integrates seamlessly into contemporary data science workflows, offering both spatial and non-spatial analytical capabilities. The primary objective of this framework is not only to facilitate the estimation of segregation indices but also to advance the methodological frontier by incorporating robust inferential procedures grounded in simulation-based approaches.</w:t>
+        <w:t>, the module integrates seamlessly into contemporary data science workflows, offering both spatial and non-spatial analytical capabilities. The primary objective of this framework is not only to facilitate the estimation of segregation indices but also to advance the methodological frontier by incorporating inferential procedures grounded in simulation-based approaches.</w:t>
+      </w:r>
+      <w:r>
+        <w:rPr>
+          <w:rFonts w:ascii="Times New Roman" w:hAnsi="Times New Roman" w:cs="Times New Roman"/>
+          <w:spacing w:val="-4"/>
+        </w:rPr>
+        <w:t xml:space="preserve"> Unlike Cortes et. al. (2019), the current work assess evidence in Brazilian context.</w:t>
       </w:r>
     </w:p>
     <w:p>
@@ -667,7 +704,21 @@
           <w:rFonts w:ascii="Times New Roman" w:hAnsi="Times New Roman" w:cs="Times New Roman"/>
           <w:spacing w:val="-4"/>
         </w:rPr>
-        <w:t xml:space="preserve">. The point estimation framework encompasses a comprehensive suite of segregation indices, including classical measures such as the Dissimilarity Index, Gini coefficient, and Entropy index, as well as more recent developments like spatial proximity profiles and bias-corrected variants. These measures span multiple conceptual dimensions of segregation and accommodate both spatial and aspatial data structures. Importantly, the module leverages widely adopted data formats—namely pandas and </w:t>
+        <w:t>. The point estimation framework encompasses a comprehensive suite of segregation indices, including classical measures such as the Dissimilarity Index, Gini coefficient, and Entropy index, as well as more recent developments like spatial proximity profiles and bias-corrected variants. These measures span multiple conceptual dimensions of segregation and accommodate both spatial and aspatial data structures. Importantly, the module leverages widely adopted data formats</w:t>
+      </w:r>
+      <w:r>
+        <w:rPr>
+          <w:rFonts w:ascii="Times New Roman" w:hAnsi="Times New Roman" w:cs="Times New Roman"/>
+          <w:spacing w:val="-4"/>
+        </w:rPr>
+        <w:t xml:space="preserve"> in the Python ecosystem, such as</w:t>
+      </w:r>
+      <w:r>
+        <w:rPr>
+          <w:rFonts w:ascii="Times New Roman" w:hAnsi="Times New Roman" w:cs="Times New Roman"/>
+          <w:spacing w:val="-4"/>
+        </w:rPr>
+        <w:t xml:space="preserve"> pandas and </w:t>
       </w:r>
       <w:proofErr w:type="spellStart"/>
       <w:r>
@@ -699,7 +750,14 @@
           <w:rFonts w:ascii="Times New Roman" w:hAnsi="Times New Roman" w:cs="Times New Roman"/>
           <w:spacing w:val="-4"/>
         </w:rPr>
-        <w:t>—thereby lowering barriers to entry and enhancing interoperability with existing analytical pipelines.</w:t>
+        <w:t xml:space="preserve">, </w:t>
+      </w:r>
+      <w:r>
+        <w:rPr>
+          <w:rFonts w:ascii="Times New Roman" w:hAnsi="Times New Roman" w:cs="Times New Roman"/>
+          <w:spacing w:val="-4"/>
+        </w:rPr>
+        <w:t>thereby lowering barriers to entry and enhancing interoperability with existing analytical pipelines.</w:t>
       </w:r>
     </w:p>
     <w:p>
@@ -835,7 +893,49 @@
           <w:rFonts w:ascii="Times New Roman" w:hAnsi="Times New Roman" w:cs="Times New Roman"/>
           <w:spacing w:val="-4"/>
         </w:rPr>
-        <w:t>comparative contexts, allowing researchers to test differences between segregation levels across time periods, geographic regions, or both. This comparative capability is particularly innovative, as it generalizes existing approaches—such as random labeling—while introducing novel mechanisms like counterfactual composition, which simulate alternative population distributions based on cumulative density functions.</w:t>
+        <w:t>comparative contexts, allowing researchers to test differences between segregation levels across time periods, geographic regions, or both. This comparative capability is particularly innovative, as it generalizes existing approaches</w:t>
+      </w:r>
+      <w:r>
+        <w:rPr>
+          <w:rFonts w:ascii="Times New Roman" w:hAnsi="Times New Roman" w:cs="Times New Roman"/>
+          <w:spacing w:val="-4"/>
+        </w:rPr>
+        <w:t xml:space="preserve">, </w:t>
+      </w:r>
+      <w:r>
+        <w:rPr>
+          <w:rFonts w:ascii="Times New Roman" w:hAnsi="Times New Roman" w:cs="Times New Roman"/>
+          <w:spacing w:val="-4"/>
+        </w:rPr>
+        <w:t>such as random labeling</w:t>
+      </w:r>
+      <w:r>
+        <w:rPr>
+          <w:rFonts w:ascii="Times New Roman" w:hAnsi="Times New Roman" w:cs="Times New Roman"/>
+          <w:spacing w:val="-4"/>
+        </w:rPr>
+        <w:t>,</w:t>
+      </w:r>
+      <w:r>
+        <w:rPr>
+          <w:rFonts w:ascii="Times New Roman" w:hAnsi="Times New Roman" w:cs="Times New Roman"/>
+          <w:spacing w:val="-4"/>
+        </w:rPr>
+        <w:t xml:space="preserve"> and bootstrap,</w:t>
+      </w:r>
+      <w:r>
+        <w:rPr>
+          <w:rFonts w:ascii="Times New Roman" w:hAnsi="Times New Roman" w:cs="Times New Roman"/>
+          <w:spacing w:val="-4"/>
+        </w:rPr>
+        <w:t xml:space="preserve"> </w:t>
+      </w:r>
+      <w:r>
+        <w:rPr>
+          <w:rFonts w:ascii="Times New Roman" w:hAnsi="Times New Roman" w:cs="Times New Roman"/>
+          <w:spacing w:val="-4"/>
+        </w:rPr>
+        <w:t>while introducing novel mechanisms like counterfactual composition, which simulate alternative population distributions based on cumulative density functions.</w:t>
       </w:r>
     </w:p>
     <w:p>
@@ -853,7 +953,35 @@
           <w:rFonts w:ascii="Times New Roman" w:hAnsi="Times New Roman" w:cs="Times New Roman"/>
           <w:spacing w:val="-4"/>
         </w:rPr>
-        <w:t>While this framework has guided decades of research, empirical applications—particularly in Brazil—have often been limited to a narrow subset of indices, most notably the dissimilarity index. This restricted focus obscures the complexity of spatial inequality and limits the interpretability of segregation patterns across different urban contexts. In response, we adopt a broader analytical strategy, implementing nine segregation measures that collectively capture multiple dimensions of spatial structure, including both aspatial and spatially explicit formulations.</w:t>
+        <w:t>While this framework has guided decades of research, empirical applications</w:t>
+      </w:r>
+      <w:r>
+        <w:rPr>
+          <w:rFonts w:ascii="Times New Roman" w:hAnsi="Times New Roman" w:cs="Times New Roman"/>
+          <w:spacing w:val="-4"/>
+        </w:rPr>
+        <w:t xml:space="preserve">, </w:t>
+      </w:r>
+      <w:r>
+        <w:rPr>
+          <w:rFonts w:ascii="Times New Roman" w:hAnsi="Times New Roman" w:cs="Times New Roman"/>
+          <w:spacing w:val="-4"/>
+        </w:rPr>
+        <w:t>particularly in Brazil</w:t>
+      </w:r>
+      <w:r>
+        <w:rPr>
+          <w:rFonts w:ascii="Times New Roman" w:hAnsi="Times New Roman" w:cs="Times New Roman"/>
+          <w:spacing w:val="-4"/>
+        </w:rPr>
+        <w:t xml:space="preserve">, </w:t>
+      </w:r>
+      <w:r>
+        <w:rPr>
+          <w:rFonts w:ascii="Times New Roman" w:hAnsi="Times New Roman" w:cs="Times New Roman"/>
+          <w:spacing w:val="-4"/>
+        </w:rPr>
+        <w:t>have often been limited to a narrow subset of indices, most notably the dissimilarity index. This restricted focus obscures the complexity of spatial inequality and limits the interpretability of segregation patterns across different urban contexts. In response, we adopt a broader analytical strategy, implementing nine segregation measures that collectively capture multiple dimensions of spatial structure, including both aspatial and spatially explicit formulations.</w:t>
       </w:r>
     </w:p>
     <w:p>
@@ -936,7 +1064,7 @@
           </mc:Choice>
           <mc:Fallback>
             <w:pict>
-              <v:shape w14:anchorId="7C38818B" id="Graphic 7" o:spid="_x0000_s1026" style="position:absolute;margin-left:85.05pt;margin-top:17pt;width:170.1pt;height:.1pt;z-index:-251657216;visibility:visible;mso-wrap-style:square;mso-wrap-distance-left:0;mso-wrap-distance-top:0;mso-wrap-distance-right:0;mso-wrap-distance-bottom:0;mso-position-horizontal:absolute;mso-position-horizontal-relative:page;mso-position-vertical:absolute;mso-position-vertical-relative:text;v-text-anchor:top" coordsize="2160270,1270" o:gfxdata="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" path="m,l2159965,e" filled="f" strokeweight=".14039mm">
+              <v:shape w14:anchorId="5EE2AA5F" id="Graphic 7" o:spid="_x0000_s1026" style="position:absolute;margin-left:85.05pt;margin-top:17pt;width:170.1pt;height:.1pt;z-index:-251657216;visibility:visible;mso-wrap-style:square;mso-wrap-distance-left:0;mso-wrap-distance-top:0;mso-wrap-distance-right:0;mso-wrap-distance-bottom:0;mso-position-horizontal:absolute;mso-position-horizontal-relative:page;mso-position-vertical:absolute;mso-position-vertical-relative:text;v-text-anchor:top" coordsize="2160270,1270" o:gfxdata="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" path="m,l2159965,e" filled="f" strokeweight=".14039mm">
                 <v:path arrowok="t"/>
                 <w10:wrap type="topAndBottom" anchorx="page"/>
               </v:shape>
@@ -1000,17 +1128,36 @@
         </w:rPr>
         <w:t xml:space="preserve"> </w:t>
       </w:r>
-      <w:hyperlink r:id="rId10" w:history="1">
-        <w:r>
-          <w:rPr>
-            <w:rStyle w:val="Hyperlink"/>
-            <w:spacing w:val="-2"/>
-            <w:sz w:val="18"/>
-            <w:lang w:val="pt-BR"/>
-          </w:rPr>
-          <w:t>renan.cortes@ufrgs.br</w:t>
-        </w:r>
-      </w:hyperlink>
+      <w:r>
+        <w:fldChar w:fldCharType="begin"/>
+      </w:r>
+      <w:r>
+        <w:rPr>
+          <w:lang w:val="pt-BR"/>
+        </w:rPr>
+        <w:instrText>HYPERLINK "mailto:renan.cortes@ufrgs.br"</w:instrText>
+      </w:r>
+      <w:r>
+        <w:fldChar w:fldCharType="separate"/>
+      </w:r>
+      <w:r>
+        <w:rPr>
+          <w:rStyle w:val="Hyperlink"/>
+          <w:spacing w:val="-2"/>
+          <w:sz w:val="18"/>
+          <w:lang w:val="pt-BR"/>
+        </w:rPr>
+        <w:t>renan.cortes@ufrgs.br</w:t>
+      </w:r>
+      <w:r>
+        <w:rPr>
+          <w:rStyle w:val="Hyperlink"/>
+          <w:spacing w:val="-2"/>
+          <w:sz w:val="18"/>
+          <w:lang w:val="pt-BR"/>
+        </w:rPr>
+        <w:fldChar w:fldCharType="end"/>
+      </w:r>
     </w:p>
     <w:p>
       <w:pPr>
@@ -1051,7 +1198,6 @@
           <w:rFonts w:ascii="Times New Roman" w:hAnsi="Times New Roman" w:cs="Times New Roman"/>
           <w:spacing w:val="-4"/>
         </w:rPr>
-        <w:lastRenderedPageBreak/>
         <w:t>W</w:t>
       </w:r>
       <w:r>
@@ -1059,7 +1205,35 @@
           <w:rFonts w:ascii="Times New Roman" w:hAnsi="Times New Roman" w:cs="Times New Roman"/>
           <w:spacing w:val="-4"/>
         </w:rPr>
-        <w:t>e extend its application to four major Brazilian metropolitan areas—São Paulo, Rio de Janeiro, Belo Horizonte, and Porto Alegre—using high-resolution census tract data from the 2022 Brazilian Census.</w:t>
+        <w:t>e extend its application to four major Brazilian metropolitan areas</w:t>
+      </w:r>
+      <w:r>
+        <w:rPr>
+          <w:rFonts w:ascii="Times New Roman" w:hAnsi="Times New Roman" w:cs="Times New Roman"/>
+          <w:spacing w:val="-4"/>
+        </w:rPr>
+        <w:t xml:space="preserve"> (</w:t>
+      </w:r>
+      <w:r>
+        <w:rPr>
+          <w:rFonts w:ascii="Times New Roman" w:hAnsi="Times New Roman" w:cs="Times New Roman"/>
+          <w:spacing w:val="-4"/>
+        </w:rPr>
+        <w:t>São Paulo, Rio de Janeiro, Belo Horizonte, and Porto Alegre</w:t>
+      </w:r>
+      <w:r>
+        <w:rPr>
+          <w:rFonts w:ascii="Times New Roman" w:hAnsi="Times New Roman" w:cs="Times New Roman"/>
+          <w:spacing w:val="-4"/>
+        </w:rPr>
+        <w:t xml:space="preserve">) </w:t>
+      </w:r>
+      <w:r>
+        <w:rPr>
+          <w:rFonts w:ascii="Times New Roman" w:hAnsi="Times New Roman" w:cs="Times New Roman"/>
+          <w:spacing w:val="-4"/>
+        </w:rPr>
+        <w:t>using high-resolution census tract data from the 2022 Brazilian Census.</w:t>
       </w:r>
       <w:r>
         <w:rPr>
@@ -1110,8 +1284,6 @@
       <w:r>
         <w:rPr>
           <w:rFonts w:ascii="Times New Roman" w:hAnsi="Times New Roman" w:cs="Times New Roman"/>
-          <w:b/>
-          <w:bCs/>
           <w:spacing w:val="-4"/>
         </w:rPr>
         <w:t>socio-spatial segregation</w:t>
@@ -1172,7 +1344,35 @@
           <w:rFonts w:ascii="Times New Roman" w:hAnsi="Times New Roman" w:cs="Times New Roman"/>
           <w:spacing w:val="-4"/>
         </w:rPr>
-        <w:t xml:space="preserve"> (slums) on steep, non-buildable slopes—such as those in the North and South Zones—which exist in close physical proximity to affluent, lower-lying neighborhoods. Consequently, while the map shows lighter tones in the wealthy South Zone, the intermittent dark red clusters adjacent to these areas signify the precarious, hill-based settlements that characterize Rio’s distinct socio-spatial landscape.</w:t>
+        <w:t xml:space="preserve"> (slums) on steep, non-buildable slopes</w:t>
+      </w:r>
+      <w:r>
+        <w:rPr>
+          <w:rFonts w:ascii="Times New Roman" w:hAnsi="Times New Roman" w:cs="Times New Roman"/>
+          <w:spacing w:val="-4"/>
+        </w:rPr>
+        <w:t xml:space="preserve">, </w:t>
+      </w:r>
+      <w:r>
+        <w:rPr>
+          <w:rFonts w:ascii="Times New Roman" w:hAnsi="Times New Roman" w:cs="Times New Roman"/>
+          <w:spacing w:val="-4"/>
+        </w:rPr>
+        <w:t>such as those in the North and South Zones</w:t>
+      </w:r>
+      <w:r>
+        <w:rPr>
+          <w:rFonts w:ascii="Times New Roman" w:hAnsi="Times New Roman" w:cs="Times New Roman"/>
+          <w:spacing w:val="-4"/>
+        </w:rPr>
+        <w:t xml:space="preserve">, </w:t>
+      </w:r>
+      <w:r>
+        <w:rPr>
+          <w:rFonts w:ascii="Times New Roman" w:hAnsi="Times New Roman" w:cs="Times New Roman"/>
+          <w:spacing w:val="-4"/>
+        </w:rPr>
+        <w:t>which exist in close physical proximity to affluent, lower-lying neighborhoods. Consequently, while the map shows lighter tones in the wealthy South Zone, the intermittent dark red clusters adjacent to these areas signify the precarious, hill-based settlements that characterize Rio’s distinct socio-spatial landscape.</w:t>
       </w:r>
       <w:r>
         <w:rPr>
@@ -1186,7 +1386,35 @@
           <w:rFonts w:ascii="Times New Roman" w:hAnsi="Times New Roman" w:cs="Times New Roman"/>
           <w:spacing w:val="-4"/>
         </w:rPr>
-        <w:t>hile the overall gradient is lighter compared to the northern cities—reflecting regional demographic variations in Southern Brazil—the map still identifies localized clusters of higher concentration in the northern and eastern peripheries, maintaining the structural trend of racialized urban space.</w:t>
+        <w:t>hile the overall gradient is lighter compared to the northern cities</w:t>
+      </w:r>
+      <w:r>
+        <w:rPr>
+          <w:rFonts w:ascii="Times New Roman" w:hAnsi="Times New Roman" w:cs="Times New Roman"/>
+          <w:spacing w:val="-4"/>
+        </w:rPr>
+        <w:t xml:space="preserve">, </w:t>
+      </w:r>
+      <w:r>
+        <w:rPr>
+          <w:rFonts w:ascii="Times New Roman" w:hAnsi="Times New Roman" w:cs="Times New Roman"/>
+          <w:spacing w:val="-4"/>
+        </w:rPr>
+        <w:t>reflecting regional demographic variations in Southern Brazil</w:t>
+      </w:r>
+      <w:r>
+        <w:rPr>
+          <w:rFonts w:ascii="Times New Roman" w:hAnsi="Times New Roman" w:cs="Times New Roman"/>
+          <w:spacing w:val="-4"/>
+        </w:rPr>
+        <w:t xml:space="preserve">, </w:t>
+      </w:r>
+      <w:r>
+        <w:rPr>
+          <w:rFonts w:ascii="Times New Roman" w:hAnsi="Times New Roman" w:cs="Times New Roman"/>
+          <w:spacing w:val="-4"/>
+        </w:rPr>
+        <w:t>the map still identifies localized clusters of higher concentration in the northern and eastern peripheries, maintaining the structural trend of racialized urban space.</w:t>
       </w:r>
     </w:p>
     <w:p>
@@ -1232,7 +1460,7 @@
                     <pic:cNvPicPr/>
                   </pic:nvPicPr>
                   <pic:blipFill>
-                    <a:blip r:embed="rId11"/>
+                    <a:blip r:embed="rId10"/>
                     <a:stretch>
                       <a:fillRect/>
                     </a:stretch>
@@ -1311,14 +1539,7 @@
           <w:rFonts w:ascii="Times New Roman" w:hAnsi="Times New Roman" w:cs="Times New Roman"/>
           <w:spacing w:val="-4"/>
         </w:rPr>
-        <w:t>Figure 2 presents a</w:t>
-      </w:r>
-      <w:r>
-        <w:rPr>
-          <w:rFonts w:ascii="Times New Roman" w:hAnsi="Times New Roman" w:cs="Times New Roman"/>
-          <w:spacing w:val="-4"/>
-        </w:rPr>
-        <w:t>n example of</w:t>
+        <w:t>Figure 2 presents an example of</w:t>
       </w:r>
       <w:r>
         <w:rPr>
@@ -1355,7 +1576,15 @@
           <w:rFonts w:ascii="Times New Roman" w:hAnsi="Times New Roman" w:cs="Times New Roman"/>
           <w:spacing w:val="-4"/>
         </w:rPr>
-        <w:t>reveals significant structural differences in the racial landscapes of Porto Alegre and Belo Horizonte. For global indices such as Dissimilarity (</w:t>
+        <w:t xml:space="preserve">reveals significant structural differences in the </w:t>
+      </w:r>
+      <w:r>
+        <w:rPr>
+          <w:rFonts w:ascii="Times New Roman" w:hAnsi="Times New Roman" w:cs="Times New Roman"/>
+          <w:spacing w:val="-4"/>
+        </w:rPr>
+        <w:lastRenderedPageBreak/>
+        <w:t>racial landscapes of Porto Alegre and Belo Horizonte. For global indices such as Dissimilarity (</w:t>
       </w:r>
       <w:proofErr w:type="spellStart"/>
       <w:r>
@@ -1371,15 +1600,35 @@
           <w:rFonts w:ascii="Times New Roman" w:hAnsi="Times New Roman" w:cs="Times New Roman"/>
           <w:spacing w:val="-4"/>
         </w:rPr>
-        <w:t xml:space="preserve">), </w:t>
-      </w:r>
-      <w:r>
-        <w:rPr>
-          <w:rFonts w:ascii="Times New Roman" w:hAnsi="Times New Roman" w:cs="Times New Roman"/>
-          <w:spacing w:val="-4"/>
-        </w:rPr>
-        <w:lastRenderedPageBreak/>
-        <w:t>Spatial Dissimilarity, and the Gini index, the non-overlapping distributions indicate that Porto Alegre exhibits statistically higher levels of unevenness in population distribution compared to Belo Horizonte. Conversely, the Isolation and Distance Decay Isolation metrics show a dramatic reversal; Belo Horizonte (red) displays significantly higher isolation values (concentrated above 0.60) than Porto Alegre (blue, approximately 0.37), suggesting that despite lower overall dissimilarity, Black and Brown residents in Belo Horizonte are much more likely to live in tracts with high intra-group exposure. Furthermore, the stark divergence in Relative Clustering—where Porto Alegre’s distribution is shifted significantly to the right—suggests a more intense spatial aggregation of minority groups into contiguous clusters in the southern capital. In contrast, measures like Entropy and Relative Concentration show considerable distributional overlap, indicating that for these specific dimensions of segregation, the differences between the two cities may not reach statistical significance</w:t>
+        <w:t>), Spatial Dissimilarity, and the Gini index, the non-overlapping distributions indicate that Porto Alegre exhibits statistically higher levels of unevenness in population distribution compared to Belo Horizonte. Conversely, the Isolation and Distance Decay Isolation metrics show a dramatic reversal; Belo Horizonte (red) displays significantly higher isolation values (concentrated above 0.60) than Porto Alegre (blue, approximately 0.37), suggesting that despite lower overall dissimilarity, Black and Brown residents in Belo Horizonte are much more likely to live in tracts with high intra-group exposure. Furthermore, the stark divergence in Relative Clustering</w:t>
+      </w:r>
+      <w:r>
+        <w:rPr>
+          <w:rFonts w:ascii="Times New Roman" w:hAnsi="Times New Roman" w:cs="Times New Roman"/>
+          <w:spacing w:val="-4"/>
+        </w:rPr>
+        <w:t xml:space="preserve"> </w:t>
+      </w:r>
+      <w:r>
+        <w:rPr>
+          <w:rFonts w:ascii="Times New Roman" w:hAnsi="Times New Roman" w:cs="Times New Roman"/>
+          <w:spacing w:val="-4"/>
+        </w:rPr>
+        <w:t>where Porto Alegre’s distribution is shifted significantly to the right</w:t>
+      </w:r>
+      <w:r>
+        <w:rPr>
+          <w:rFonts w:ascii="Times New Roman" w:hAnsi="Times New Roman" w:cs="Times New Roman"/>
+          <w:spacing w:val="-4"/>
+        </w:rPr>
+        <w:t xml:space="preserve"> </w:t>
+      </w:r>
+      <w:r>
+        <w:rPr>
+          <w:rFonts w:ascii="Times New Roman" w:hAnsi="Times New Roman" w:cs="Times New Roman"/>
+          <w:spacing w:val="-4"/>
+        </w:rPr>
+        <w:t>suggests a more intense spatial aggregation of minority groups into contiguous clusters in the southern capital. In contrast, measures like Entropy and Relative Concentration show considerable distributional overlap, indicating that for these specific dimensions of segregation, the differences between the two cities may not reach statistical significance</w:t>
       </w:r>
       <w:r>
         <w:rPr>
@@ -1436,7 +1685,7 @@
                     </pic:cNvPicPr>
                   </pic:nvPicPr>
                   <pic:blipFill>
-                    <a:blip r:embed="rId12" cstate="print">
+                    <a:blip r:embed="rId11" cstate="print">
                       <a:extLst>
                         <a:ext uri="{28A0092B-C50C-407E-A947-70E740481C1C}">
                           <a14:useLocalDpi xmlns:a14="http://schemas.microsoft.com/office/drawing/2010/main" val="0"/>
@@ -1751,38 +2000,6 @@
       <w:pPr>
         <w:pStyle w:val="Corpodetexto"/>
         <w:rPr>
-          <w:sz w:val="20"/>
-        </w:rPr>
-      </w:pPr>
-    </w:p>
-    <w:p>
-      <w:pPr>
-        <w:pStyle w:val="Corpodetexto"/>
-        <w:rPr>
-          <w:sz w:val="20"/>
-        </w:rPr>
-      </w:pPr>
-    </w:p>
-    <w:p>
-      <w:pPr>
-        <w:pStyle w:val="Corpodetexto"/>
-        <w:rPr>
-          <w:sz w:val="20"/>
-        </w:rPr>
-      </w:pPr>
-    </w:p>
-    <w:p>
-      <w:pPr>
-        <w:pStyle w:val="Corpodetexto"/>
-        <w:rPr>
-          <w:sz w:val="20"/>
-        </w:rPr>
-      </w:pPr>
-    </w:p>
-    <w:p>
-      <w:pPr>
-        <w:pStyle w:val="Corpodetexto"/>
-        <w:rPr>
           <w:b/>
           <w:bCs/>
           <w:sz w:val="20"/>
@@ -1830,11 +2047,21 @@
         <w:rPr>
           <w:sz w:val="20"/>
         </w:rPr>
-        <w:t xml:space="preserve">, E., and Wolf, L. J. (2019). “An Open-Source Framework for </w:t>
+        <w:t>, E., and Wolf, L. J. (2019). “</w:t>
+      </w:r>
+      <w:r>
+        <w:rPr>
+          <w:i/>
+          <w:iCs/>
+          <w:sz w:val="20"/>
+        </w:rPr>
+        <w:t xml:space="preserve">An Open-Source Framework for </w:t>
       </w:r>
       <w:proofErr w:type="gramStart"/>
       <w:r>
         <w:rPr>
+          <w:i/>
+          <w:iCs/>
           <w:sz w:val="20"/>
         </w:rPr>
         <w:t>Non Spatial</w:t>
@@ -1842,6 +2069,8 @@
       <w:proofErr w:type="gramEnd"/>
       <w:r>
         <w:rPr>
+          <w:i/>
+          <w:iCs/>
           <w:sz w:val="20"/>
         </w:rPr>
         <w:t xml:space="preserve"> and Spatial Segregation Measures: The </w:t>
@@ -1849,6 +2078,8 @@
       <w:proofErr w:type="spellStart"/>
       <w:r>
         <w:rPr>
+          <w:i/>
+          <w:iCs/>
           <w:sz w:val="20"/>
         </w:rPr>
         <w:t>PySAL</w:t>
@@ -1856,9 +2087,17 @@
       <w:proofErr w:type="spellEnd"/>
       <w:r>
         <w:rPr>
+          <w:i/>
+          <w:iCs/>
           <w:sz w:val="20"/>
         </w:rPr>
-        <w:t xml:space="preserve"> Segregation Module.” Journal of Computational Social Science 3 (1): 135-166.</w:t>
+        <w:t xml:space="preserve"> Segregation Module</w:t>
+      </w:r>
+      <w:r>
+        <w:rPr>
+          <w:sz w:val="20"/>
+        </w:rPr>
+        <w:t>.” Journal of Computational Social Science 3 (1): 135-166.</w:t>
       </w:r>
     </w:p>
     <w:p>
@@ -2302,6 +2541,7 @@
   <w:style w:type="character" w:default="1" w:styleId="Fontepargpadro">
     <w:name w:val="Default Paragraph Font"/>
     <w:uiPriority w:val="1"/>
+    <w:semiHidden/>
     <w:unhideWhenUsed/>
   </w:style>
   <w:style w:type="table" w:default="1" w:styleId="Tabelanormal">
